--- a/Lab_3(filter_threshold)/doc/отчёт фильтры.docx
+++ b/Lab_3(filter_threshold)/doc/отчёт фильтры.docx
@@ -460,6 +460,8 @@
         <w:spacing w:before="0" w:beforeAutospacing="0" w:after="0" w:afterAutospacing="0"/>
         <w:jc w:val="center"/>
         <w:rPr>
+          <w:rStyle w:val="a6"/>
+          <w:rFonts w:eastAsiaTheme="majorEastAsia"/>
           <w:color w:val="0F1115"/>
           <w:sz w:val="28"/>
           <w:szCs w:val="28"/>
@@ -474,7 +476,7 @@
           <w:szCs w:val="28"/>
         </w:rPr>
         <w:lastRenderedPageBreak/>
-        <w:t>Результаты</w:t>
+        <w:t>Цель работы</w:t>
       </w:r>
     </w:p>
     <w:p>
@@ -484,19 +486,13 @@
         <w:spacing w:before="0" w:beforeAutospacing="0" w:after="0" w:afterAutospacing="0"/>
         <w:jc w:val="both"/>
         <w:rPr>
+          <w:rStyle w:val="a6"/>
+          <w:rFonts w:eastAsiaTheme="majorEastAsia"/>
           <w:color w:val="0F1115"/>
           <w:sz w:val="28"/>
           <w:szCs w:val="28"/>
         </w:rPr>
       </w:pPr>
-      <w:r>
-        <w:rPr>
-          <w:color w:val="0F1115"/>
-          <w:sz w:val="28"/>
-          <w:szCs w:val="28"/>
-        </w:rPr>
-        <w:tab/>
-      </w:r>
       <w:r>
         <w:rPr>
           <w:color w:val="0F1115"/>
@@ -504,7 +500,34 @@
           <w:szCs w:val="28"/>
           <w:shd w:val="clear" w:color="auto" w:fill="FFFFFF"/>
         </w:rPr>
-        <w:t>Разработано приложение "Фильтры повышения резкости" для обработки изображений с использованием алгоритмов свёртки. Приложение предоставляет удобный графический интерфейс для применения различных фильтров повышения резкости, визуального сравнения результатов и сохранения обработанных изображений.</w:t>
+        <w:tab/>
+      </w:r>
+      <w:r>
+        <w:rPr>
+          <w:color w:val="0F1115"/>
+          <w:sz w:val="28"/>
+          <w:szCs w:val="28"/>
+          <w:shd w:val="clear" w:color="auto" w:fill="FFFFFF"/>
+        </w:rPr>
+        <w:t>Разработа</w:t>
+      </w:r>
+      <w:r>
+        <w:rPr>
+          <w:color w:val="0F1115"/>
+          <w:sz w:val="28"/>
+          <w:szCs w:val="28"/>
+          <w:shd w:val="clear" w:color="auto" w:fill="FFFFFF"/>
+        </w:rPr>
+        <w:t>ть</w:t>
+      </w:r>
+      <w:r>
+        <w:rPr>
+          <w:color w:val="0F1115"/>
+          <w:sz w:val="28"/>
+          <w:szCs w:val="28"/>
+          <w:shd w:val="clear" w:color="auto" w:fill="FFFFFF"/>
+        </w:rPr>
+        <w:t xml:space="preserve"> приложение "Фильтры повышения резкости" для обработки изображений с использованием алгоритмов свёртки. </w:t>
       </w:r>
     </w:p>
     <w:p>
@@ -529,17 +552,7 @@
           <w:sz w:val="28"/>
           <w:szCs w:val="28"/>
         </w:rPr>
-        <w:t>Выполненные задач</w:t>
-      </w:r>
-      <w:r>
-        <w:rPr>
-          <w:rStyle w:val="a6"/>
-          <w:rFonts w:eastAsiaTheme="majorEastAsia"/>
-          <w:color w:val="0F1115"/>
-          <w:sz w:val="28"/>
-          <w:szCs w:val="28"/>
-        </w:rPr>
-        <w:t>и</w:t>
+        <w:t>Ход работы</w:t>
       </w:r>
     </w:p>
     <w:p>
@@ -616,7 +629,67 @@
           <w:color w:val="0F1115"/>
           <w:lang w:eastAsia="ru-RU"/>
         </w:rPr>
-        <w:t>Созданы основные элементы управления:</w:t>
+        <w:t>Создан</w:t>
+      </w:r>
+      <w:r>
+        <w:rPr>
+          <w:rFonts w:eastAsia="Times New Roman"/>
+          <w:b/>
+          <w:bCs/>
+          <w:color w:val="0F1115"/>
+          <w:lang w:eastAsia="ru-RU"/>
+        </w:rPr>
+        <w:t>ие</w:t>
+      </w:r>
+      <w:r>
+        <w:rPr>
+          <w:rFonts w:eastAsia="Times New Roman"/>
+          <w:b/>
+          <w:bCs/>
+          <w:color w:val="0F1115"/>
+          <w:lang w:eastAsia="ru-RU"/>
+        </w:rPr>
+        <w:t xml:space="preserve"> основны</w:t>
+      </w:r>
+      <w:r>
+        <w:rPr>
+          <w:rFonts w:eastAsia="Times New Roman"/>
+          <w:b/>
+          <w:bCs/>
+          <w:color w:val="0F1115"/>
+          <w:lang w:eastAsia="ru-RU"/>
+        </w:rPr>
+        <w:t>х</w:t>
+      </w:r>
+      <w:r>
+        <w:rPr>
+          <w:rFonts w:eastAsia="Times New Roman"/>
+          <w:b/>
+          <w:bCs/>
+          <w:color w:val="0F1115"/>
+          <w:lang w:eastAsia="ru-RU"/>
+        </w:rPr>
+        <w:t xml:space="preserve"> элемент</w:t>
+      </w:r>
+      <w:r>
+        <w:rPr>
+          <w:rFonts w:eastAsia="Times New Roman"/>
+          <w:b/>
+          <w:bCs/>
+          <w:color w:val="0F1115"/>
+          <w:lang w:eastAsia="ru-RU"/>
+        </w:rPr>
+        <w:t>ов</w:t>
+      </w:r>
+      <w:r>
+        <w:rPr>
+          <w:rFonts w:eastAsia="Times New Roman"/>
+          <w:b/>
+          <w:bCs/>
+          <w:color w:val="0F1115"/>
+          <w:lang w:eastAsia="ru-RU"/>
+        </w:rPr>
+        <w:t xml:space="preserve"> управления:</w:t>
       </w:r>
     </w:p>
     <w:p>
@@ -744,7 +817,67 @@
           <w:color w:val="0F1115"/>
           <w:lang w:eastAsia="ru-RU"/>
         </w:rPr>
-        <w:t>Реализована адаптивная компоновка:</w:t>
+        <w:t>Реализова</w:t>
+      </w:r>
+      <w:r>
+        <w:rPr>
+          <w:rFonts w:eastAsia="Times New Roman"/>
+          <w:b/>
+          <w:bCs/>
+          <w:color w:val="0F1115"/>
+          <w:lang w:eastAsia="ru-RU"/>
+        </w:rPr>
+        <w:t>ть</w:t>
+      </w:r>
+      <w:r>
+        <w:rPr>
+          <w:rFonts w:eastAsia="Times New Roman"/>
+          <w:b/>
+          <w:bCs/>
+          <w:color w:val="0F1115"/>
+          <w:lang w:eastAsia="ru-RU"/>
+        </w:rPr>
+        <w:t xml:space="preserve"> адаптивн</w:t>
+      </w:r>
+      <w:r>
+        <w:rPr>
+          <w:rFonts w:eastAsia="Times New Roman"/>
+          <w:b/>
+          <w:bCs/>
+          <w:color w:val="0F1115"/>
+          <w:lang w:eastAsia="ru-RU"/>
+        </w:rPr>
+        <w:t>ую</w:t>
+      </w:r>
+      <w:r>
+        <w:rPr>
+          <w:rFonts w:eastAsia="Times New Roman"/>
+          <w:b/>
+          <w:bCs/>
+          <w:color w:val="0F1115"/>
+          <w:lang w:eastAsia="ru-RU"/>
+        </w:rPr>
+        <w:t xml:space="preserve"> компоновк</w:t>
+      </w:r>
+      <w:r>
+        <w:rPr>
+          <w:rFonts w:eastAsia="Times New Roman"/>
+          <w:b/>
+          <w:bCs/>
+          <w:color w:val="0F1115"/>
+          <w:lang w:eastAsia="ru-RU"/>
+        </w:rPr>
+        <w:t>у</w:t>
+      </w:r>
+      <w:r>
+        <w:rPr>
+          <w:rFonts w:eastAsia="Times New Roman"/>
+          <w:b/>
+          <w:bCs/>
+          <w:color w:val="0F1115"/>
+          <w:lang w:eastAsia="ru-RU"/>
+        </w:rPr>
+        <w:t>:</w:t>
       </w:r>
     </w:p>
     <w:p>
@@ -878,7 +1011,67 @@
           <w:color w:val="0F1115"/>
           <w:lang w:eastAsia="ru-RU"/>
         </w:rPr>
-        <w:t>Реализовано четыре фильтра повышения резкости:</w:t>
+        <w:t>Реализ</w:t>
+      </w:r>
+      <w:r>
+        <w:rPr>
+          <w:rFonts w:eastAsia="Times New Roman"/>
+          <w:b/>
+          <w:bCs/>
+          <w:color w:val="0F1115"/>
+          <w:lang w:eastAsia="ru-RU"/>
+        </w:rPr>
+        <w:t>ация</w:t>
+      </w:r>
+      <w:r>
+        <w:rPr>
+          <w:rFonts w:eastAsia="Times New Roman"/>
+          <w:b/>
+          <w:bCs/>
+          <w:color w:val="0F1115"/>
+          <w:lang w:eastAsia="ru-RU"/>
+        </w:rPr>
+        <w:t xml:space="preserve"> четыр</w:t>
+      </w:r>
+      <w:r>
+        <w:rPr>
+          <w:rFonts w:eastAsia="Times New Roman"/>
+          <w:b/>
+          <w:bCs/>
+          <w:color w:val="0F1115"/>
+          <w:lang w:eastAsia="ru-RU"/>
+        </w:rPr>
+        <w:t>ёх</w:t>
+      </w:r>
+      <w:r>
+        <w:rPr>
+          <w:rFonts w:eastAsia="Times New Roman"/>
+          <w:b/>
+          <w:bCs/>
+          <w:color w:val="0F1115"/>
+          <w:lang w:eastAsia="ru-RU"/>
+        </w:rPr>
+        <w:t xml:space="preserve"> фильтр</w:t>
+      </w:r>
+      <w:r>
+        <w:rPr>
+          <w:rFonts w:eastAsia="Times New Roman"/>
+          <w:b/>
+          <w:bCs/>
+          <w:color w:val="0F1115"/>
+          <w:lang w:eastAsia="ru-RU"/>
+        </w:rPr>
+        <w:t>ов</w:t>
+      </w:r>
+      <w:r>
+        <w:rPr>
+          <w:rFonts w:eastAsia="Times New Roman"/>
+          <w:b/>
+          <w:bCs/>
+          <w:color w:val="0F1115"/>
+          <w:lang w:eastAsia="ru-RU"/>
+        </w:rPr>
+        <w:t xml:space="preserve"> повышения резкости:</w:t>
       </w:r>
     </w:p>
     <w:p>
@@ -1171,7 +1364,37 @@
           <w:color w:val="0F1115"/>
           <w:lang w:eastAsia="ru-RU"/>
         </w:rPr>
-        <w:t>Функциональность работы с изображениями</w:t>
+        <w:t>Разработка ф</w:t>
+      </w:r>
+      <w:r>
+        <w:rPr>
+          <w:rFonts w:eastAsia="Times New Roman"/>
+          <w:b/>
+          <w:bCs/>
+          <w:color w:val="0F1115"/>
+          <w:lang w:eastAsia="ru-RU"/>
+        </w:rPr>
+        <w:t>ункциональност</w:t>
+      </w:r>
+      <w:r>
+        <w:rPr>
+          <w:rFonts w:eastAsia="Times New Roman"/>
+          <w:b/>
+          <w:bCs/>
+          <w:color w:val="0F1115"/>
+          <w:lang w:eastAsia="ru-RU"/>
+        </w:rPr>
+        <w:t>и</w:t>
+      </w:r>
+      <w:r>
+        <w:rPr>
+          <w:rFonts w:eastAsia="Times New Roman"/>
+          <w:b/>
+          <w:bCs/>
+          <w:color w:val="0F1115"/>
+          <w:lang w:eastAsia="ru-RU"/>
+        </w:rPr>
+        <w:t xml:space="preserve"> работы с изображениями</w:t>
       </w:r>
     </w:p>
     <w:p>
@@ -1457,62 +1680,6 @@
         </w:rPr>
         <w:t>Обработка ошибок записи</w:t>
       </w:r>
-    </w:p>
-    <w:p>
-      <w:pPr>
-        <w:shd w:val="clear" w:color="auto" w:fill="FFFFFF"/>
-        <w:suppressAutoHyphens w:val="0"/>
-        <w:spacing w:line="240" w:lineRule="auto"/>
-        <w:ind w:left="1224" w:firstLine="0"/>
-        <w:jc w:val="left"/>
-        <w:rPr>
-          <w:rFonts w:eastAsia="Times New Roman"/>
-          <w:color w:val="0F1115"/>
-          <w:lang w:eastAsia="ru-RU"/>
-        </w:rPr>
-      </w:pPr>
-    </w:p>
-    <w:p>
-      <w:pPr>
-        <w:shd w:val="clear" w:color="auto" w:fill="FFFFFF"/>
-        <w:suppressAutoHyphens w:val="0"/>
-        <w:spacing w:line="240" w:lineRule="auto"/>
-        <w:ind w:left="1224" w:firstLine="0"/>
-        <w:jc w:val="left"/>
-        <w:rPr>
-          <w:rFonts w:eastAsia="Times New Roman"/>
-          <w:color w:val="0F1115"/>
-          <w:lang w:eastAsia="ru-RU"/>
-        </w:rPr>
-      </w:pPr>
-    </w:p>
-    <w:p>
-      <w:pPr>
-        <w:shd w:val="clear" w:color="auto" w:fill="FFFFFF"/>
-        <w:suppressAutoHyphens w:val="0"/>
-        <w:spacing w:line="240" w:lineRule="auto"/>
-        <w:ind w:left="1224" w:firstLine="0"/>
-        <w:jc w:val="left"/>
-        <w:rPr>
-          <w:rFonts w:eastAsia="Times New Roman"/>
-          <w:color w:val="0F1115"/>
-          <w:lang w:eastAsia="ru-RU"/>
-        </w:rPr>
-      </w:pPr>
-    </w:p>
-    <w:p>
-      <w:pPr>
-        <w:shd w:val="clear" w:color="auto" w:fill="FFFFFF"/>
-        <w:suppressAutoHyphens w:val="0"/>
-        <w:spacing w:line="240" w:lineRule="auto"/>
-        <w:ind w:left="1224" w:firstLine="0"/>
-        <w:jc w:val="left"/>
-        <w:rPr>
-          <w:rFonts w:eastAsia="Times New Roman"/>
-          <w:color w:val="0F1115"/>
-          <w:lang w:eastAsia="ru-RU"/>
-        </w:rPr>
-      </w:pPr>
     </w:p>
     <w:p>
       <w:pPr>
@@ -1542,8 +1709,47 @@
           <w:color w:val="0F1115"/>
           <w:lang w:eastAsia="ru-RU"/>
         </w:rPr>
-        <w:lastRenderedPageBreak/>
-        <w:t>Пользовательский интерфейс</w:t>
+        <w:t>Организация п</w:t>
+      </w:r>
+      <w:r>
+        <w:rPr>
+          <w:rFonts w:eastAsia="Times New Roman"/>
+          <w:b/>
+          <w:bCs/>
+          <w:color w:val="0F1115"/>
+          <w:lang w:eastAsia="ru-RU"/>
+        </w:rPr>
+        <w:t>ользовательск</w:t>
+      </w:r>
+      <w:r>
+        <w:rPr>
+          <w:rFonts w:eastAsia="Times New Roman"/>
+          <w:b/>
+          <w:bCs/>
+          <w:color w:val="0F1115"/>
+          <w:lang w:eastAsia="ru-RU"/>
+        </w:rPr>
+        <w:t>ого</w:t>
+      </w:r>
+      <w:r>
+        <w:rPr>
+          <w:rFonts w:eastAsia="Times New Roman"/>
+          <w:b/>
+          <w:bCs/>
+          <w:color w:val="0F1115"/>
+          <w:lang w:eastAsia="ru-RU"/>
+        </w:rPr>
+        <w:t xml:space="preserve"> интерфейс</w:t>
+      </w:r>
+      <w:r>
+        <w:rPr>
+          <w:rFonts w:eastAsia="Times New Roman"/>
+          <w:b/>
+          <w:bCs/>
+          <w:color w:val="0F1115"/>
+          <w:lang w:eastAsia="ru-RU"/>
+        </w:rPr>
+        <w:t>а</w:t>
       </w:r>
     </w:p>
     <w:p>
@@ -1694,6 +1900,19 @@
     </w:p>
     <w:p>
       <w:pPr>
+        <w:shd w:val="clear" w:color="auto" w:fill="FFFFFF"/>
+        <w:suppressAutoHyphens w:val="0"/>
+        <w:spacing w:line="240" w:lineRule="auto"/>
+        <w:jc w:val="left"/>
+        <w:rPr>
+          <w:rFonts w:eastAsia="Times New Roman"/>
+          <w:color w:val="0F1115"/>
+          <w:lang w:eastAsia="ru-RU"/>
+        </w:rPr>
+      </w:pPr>
+    </w:p>
+    <w:p>
+      <w:pPr>
         <w:pStyle w:val="a7"/>
         <w:numPr>
           <w:ilvl w:val="1"/>
@@ -1717,6 +1936,7 @@
           <w:color w:val="0F1115"/>
           <w:lang w:eastAsia="ru-RU"/>
         </w:rPr>
+        <w:lastRenderedPageBreak/>
         <w:t>Обработка событий:</w:t>
       </w:r>
     </w:p>
@@ -1797,6 +2017,704 @@
     </w:p>
     <w:p>
       <w:pPr>
+        <w:pStyle w:val="ds-markdown-paragraph"/>
+        <w:shd w:val="clear" w:color="auto" w:fill="FFFFFF"/>
+        <w:spacing w:before="0" w:beforeAutospacing="0" w:after="0" w:afterAutospacing="0"/>
+        <w:ind w:left="360"/>
+        <w:jc w:val="center"/>
+        <w:rPr>
+          <w:color w:val="0F1115"/>
+          <w:sz w:val="28"/>
+          <w:szCs w:val="28"/>
+        </w:rPr>
+      </w:pPr>
+      <w:r>
+        <w:rPr>
+          <w:rStyle w:val="a6"/>
+          <w:rFonts w:eastAsiaTheme="majorEastAsia"/>
+          <w:color w:val="0F1115"/>
+          <w:sz w:val="28"/>
+          <w:szCs w:val="28"/>
+        </w:rPr>
+        <w:t>Результаты</w:t>
+      </w:r>
+    </w:p>
+    <w:p>
+      <w:pPr>
+        <w:pStyle w:val="ds-markdown-paragraph"/>
+        <w:shd w:val="clear" w:color="auto" w:fill="FFFFFF"/>
+        <w:spacing w:before="0" w:beforeAutospacing="0" w:after="0" w:afterAutospacing="0"/>
+        <w:ind w:left="360"/>
+        <w:jc w:val="both"/>
+        <w:rPr>
+          <w:color w:val="0F1115"/>
+          <w:sz w:val="28"/>
+          <w:szCs w:val="28"/>
+          <w:shd w:val="clear" w:color="auto" w:fill="FFFFFF"/>
+        </w:rPr>
+      </w:pPr>
+      <w:r>
+        <w:rPr>
+          <w:color w:val="0F1115"/>
+          <w:sz w:val="28"/>
+          <w:szCs w:val="28"/>
+        </w:rPr>
+        <w:tab/>
+      </w:r>
+      <w:r>
+        <w:rPr>
+          <w:color w:val="0F1115"/>
+          <w:sz w:val="28"/>
+          <w:szCs w:val="28"/>
+          <w:shd w:val="clear" w:color="auto" w:fill="FFFFFF"/>
+        </w:rPr>
+        <w:t>Разработано приложение "Фильтры повышения резкости" для обработки изображений с использованием алгоритмов свёртки. Приложение предоставляет удобный графический интерфейс для применения различных фильтров повышения резкости, визуального сравнения результатов и сохранения обработанных изображений.</w:t>
+      </w:r>
+    </w:p>
+    <w:p>
+      <w:pPr>
+        <w:pStyle w:val="a7"/>
+        <w:shd w:val="clear" w:color="auto" w:fill="FFFFFF"/>
+        <w:suppressAutoHyphens w:val="0"/>
+        <w:spacing w:line="240" w:lineRule="auto"/>
+        <w:ind w:left="792" w:firstLine="0"/>
+        <w:jc w:val="left"/>
+        <w:rPr>
+          <w:rFonts w:eastAsia="Times New Roman"/>
+          <w:b/>
+          <w:bCs/>
+          <w:color w:val="0F1115"/>
+          <w:lang w:eastAsia="ru-RU"/>
+        </w:rPr>
+      </w:pPr>
+      <w:r>
+        <w:rPr>
+          <w:rFonts w:eastAsia="Times New Roman"/>
+          <w:b/>
+          <w:bCs/>
+          <w:color w:val="0F1115"/>
+          <w:lang w:eastAsia="ru-RU"/>
+        </w:rPr>
+        <w:t>Реализ</w:t>
+      </w:r>
+      <w:r>
+        <w:rPr>
+          <w:rFonts w:eastAsia="Times New Roman"/>
+          <w:b/>
+          <w:bCs/>
+          <w:color w:val="0F1115"/>
+          <w:lang w:eastAsia="ru-RU"/>
+        </w:rPr>
+        <w:t>ация</w:t>
+      </w:r>
+      <w:r>
+        <w:rPr>
+          <w:rFonts w:eastAsia="Times New Roman"/>
+          <w:b/>
+          <w:bCs/>
+          <w:color w:val="0F1115"/>
+          <w:lang w:eastAsia="ru-RU"/>
+        </w:rPr>
+        <w:t xml:space="preserve"> четыр</w:t>
+      </w:r>
+      <w:r>
+        <w:rPr>
+          <w:rFonts w:eastAsia="Times New Roman"/>
+          <w:b/>
+          <w:bCs/>
+          <w:color w:val="0F1115"/>
+          <w:lang w:eastAsia="ru-RU"/>
+        </w:rPr>
+        <w:t>ёх</w:t>
+      </w:r>
+      <w:r>
+        <w:rPr>
+          <w:rFonts w:eastAsia="Times New Roman"/>
+          <w:b/>
+          <w:bCs/>
+          <w:color w:val="0F1115"/>
+          <w:lang w:eastAsia="ru-RU"/>
+        </w:rPr>
+        <w:t xml:space="preserve"> фильтр</w:t>
+      </w:r>
+      <w:r>
+        <w:rPr>
+          <w:rFonts w:eastAsia="Times New Roman"/>
+          <w:b/>
+          <w:bCs/>
+          <w:color w:val="0F1115"/>
+          <w:lang w:eastAsia="ru-RU"/>
+        </w:rPr>
+        <w:t>ов</w:t>
+      </w:r>
+      <w:r>
+        <w:rPr>
+          <w:rFonts w:eastAsia="Times New Roman"/>
+          <w:b/>
+          <w:bCs/>
+          <w:color w:val="0F1115"/>
+          <w:lang w:eastAsia="ru-RU"/>
+        </w:rPr>
+        <w:t xml:space="preserve"> повышения резкости:</w:t>
+      </w:r>
+    </w:p>
+    <w:p>
+      <w:pPr>
+        <w:pStyle w:val="a7"/>
+        <w:shd w:val="clear" w:color="auto" w:fill="FFFFFF"/>
+        <w:suppressAutoHyphens w:val="0"/>
+        <w:spacing w:line="240" w:lineRule="auto"/>
+        <w:ind w:left="792" w:firstLine="0"/>
+        <w:jc w:val="left"/>
+        <w:rPr>
+          <w:rFonts w:eastAsia="Times New Roman"/>
+          <w:color w:val="0F1115"/>
+          <w:lang w:eastAsia="ru-RU"/>
+        </w:rPr>
+      </w:pPr>
+      <w:r>
+        <w:rPr>
+          <w:rFonts w:eastAsia="Times New Roman"/>
+          <w:color w:val="0F1115"/>
+          <w:lang w:eastAsia="ru-RU"/>
+        </w:rPr>
+        <w:t>Исходное изображение:</w:t>
+      </w:r>
+    </w:p>
+    <w:p>
+      <w:pPr>
+        <w:pStyle w:val="a7"/>
+        <w:shd w:val="clear" w:color="auto" w:fill="FFFFFF"/>
+        <w:suppressAutoHyphens w:val="0"/>
+        <w:spacing w:line="240" w:lineRule="auto"/>
+        <w:ind w:left="792" w:firstLine="0"/>
+        <w:jc w:val="left"/>
+        <w:rPr>
+          <w:rFonts w:eastAsia="Times New Roman"/>
+          <w:color w:val="0F1115"/>
+          <w:lang w:val="en-US" w:eastAsia="ru-RU"/>
+        </w:rPr>
+      </w:pPr>
+      <w:r>
+        <w:rPr>
+          <w:rFonts w:eastAsia="Times New Roman"/>
+          <w:noProof/>
+          <w:color w:val="0F1115"/>
+          <w:lang w:val="en-US" w:eastAsia="ru-RU"/>
+        </w:rPr>
+        <w:drawing>
+          <wp:inline distT="0" distB="0" distL="0" distR="0" wp14:anchorId="0547D811" wp14:editId="07C78803">
+            <wp:extent cx="2171700" cy="3049798"/>
+            <wp:effectExtent l="0" t="0" r="0" b="0"/>
+            <wp:docPr id="1" name="Рисунок 1"/>
+            <wp:cNvGraphicFramePr>
+              <a:graphicFrameLocks xmlns:a="http://schemas.openxmlformats.org/drawingml/2006/main" noChangeAspect="1"/>
+            </wp:cNvGraphicFramePr>
+            <a:graphic xmlns:a="http://schemas.openxmlformats.org/drawingml/2006/main">
+              <a:graphicData uri="http://schemas.openxmlformats.org/drawingml/2006/picture">
+                <pic:pic xmlns:pic="http://schemas.openxmlformats.org/drawingml/2006/picture">
+                  <pic:nvPicPr>
+                    <pic:cNvPr id="1" name="Рисунок 1"/>
+                    <pic:cNvPicPr/>
+                  </pic:nvPicPr>
+                  <pic:blipFill>
+                    <a:blip r:embed="rId7" cstate="print">
+                      <a:extLst>
+                        <a:ext uri="{28A0092B-C50C-407E-A947-70E740481C1C}">
+                          <a14:useLocalDpi xmlns:a14="http://schemas.microsoft.com/office/drawing/2010/main" val="0"/>
+                        </a:ext>
+                      </a:extLst>
+                    </a:blip>
+                    <a:stretch>
+                      <a:fillRect/>
+                    </a:stretch>
+                  </pic:blipFill>
+                  <pic:spPr>
+                    <a:xfrm>
+                      <a:off x="0" y="0"/>
+                      <a:ext cx="2198463" cy="3087383"/>
+                    </a:xfrm>
+                    <a:prstGeom prst="rect">
+                      <a:avLst/>
+                    </a:prstGeom>
+                  </pic:spPr>
+                </pic:pic>
+              </a:graphicData>
+            </a:graphic>
+          </wp:inline>
+        </w:drawing>
+      </w:r>
+    </w:p>
+    <w:p>
+      <w:pPr>
+        <w:pStyle w:val="a7"/>
+        <w:shd w:val="clear" w:color="auto" w:fill="FFFFFF"/>
+        <w:suppressAutoHyphens w:val="0"/>
+        <w:spacing w:line="240" w:lineRule="auto"/>
+        <w:ind w:left="792" w:firstLine="0"/>
+        <w:jc w:val="left"/>
+        <w:rPr>
+          <w:rFonts w:eastAsia="Times New Roman"/>
+          <w:color w:val="0F1115"/>
+          <w:lang w:val="en-US" w:eastAsia="ru-RU"/>
+        </w:rPr>
+      </w:pPr>
+    </w:p>
+    <w:p>
+      <w:pPr>
+        <w:shd w:val="clear" w:color="auto" w:fill="FFFFFF"/>
+        <w:suppressAutoHyphens w:val="0"/>
+        <w:spacing w:line="240" w:lineRule="auto"/>
+        <w:ind w:left="720" w:firstLine="0"/>
+        <w:jc w:val="left"/>
+        <w:rPr>
+          <w:rFonts w:eastAsia="Times New Roman"/>
+          <w:color w:val="0F1115"/>
+          <w:lang w:eastAsia="ru-RU"/>
+        </w:rPr>
+      </w:pPr>
+      <w:r>
+        <w:rPr>
+          <w:rFonts w:eastAsia="Times New Roman"/>
+          <w:b/>
+          <w:bCs/>
+          <w:color w:val="0F1115"/>
+          <w:lang w:eastAsia="ru-RU"/>
+        </w:rPr>
+        <w:t>Лапласиан (базовый)</w:t>
+      </w:r>
+      <w:r>
+        <w:rPr>
+          <w:rFonts w:eastAsia="Times New Roman"/>
+          <w:color w:val="0F1115"/>
+          <w:lang w:eastAsia="ru-RU"/>
+        </w:rPr>
+        <w:t> - матрица 3×3 для выделения границ</w:t>
+      </w:r>
+    </w:p>
+    <w:p>
+      <w:pPr>
+        <w:shd w:val="clear" w:color="auto" w:fill="FFFFFF"/>
+        <w:suppressAutoHyphens w:val="0"/>
+        <w:spacing w:line="240" w:lineRule="auto"/>
+        <w:ind w:left="720" w:firstLine="0"/>
+        <w:jc w:val="left"/>
+        <w:rPr>
+          <w:rFonts w:eastAsia="Times New Roman"/>
+          <w:color w:val="0F1115"/>
+          <w:lang w:eastAsia="ru-RU"/>
+        </w:rPr>
+      </w:pPr>
+      <w:r>
+        <w:rPr>
+          <w:rFonts w:eastAsia="Times New Roman"/>
+          <w:noProof/>
+          <w:color w:val="0F1115"/>
+          <w:lang w:eastAsia="ru-RU"/>
+        </w:rPr>
+        <w:drawing>
+          <wp:inline distT="0" distB="0" distL="0" distR="0" wp14:anchorId="1C51A644" wp14:editId="7159673B">
+            <wp:extent cx="2278772" cy="3200400"/>
+            <wp:effectExtent l="0" t="0" r="7620" b="0"/>
+            <wp:docPr id="4" name="Рисунок 4"/>
+            <wp:cNvGraphicFramePr>
+              <a:graphicFrameLocks xmlns:a="http://schemas.openxmlformats.org/drawingml/2006/main" noChangeAspect="1"/>
+            </wp:cNvGraphicFramePr>
+            <a:graphic xmlns:a="http://schemas.openxmlformats.org/drawingml/2006/main">
+              <a:graphicData uri="http://schemas.openxmlformats.org/drawingml/2006/picture">
+                <pic:pic xmlns:pic="http://schemas.openxmlformats.org/drawingml/2006/picture">
+                  <pic:nvPicPr>
+                    <pic:cNvPr id="4" name="Рисунок 4"/>
+                    <pic:cNvPicPr/>
+                  </pic:nvPicPr>
+                  <pic:blipFill>
+                    <a:blip r:embed="rId8" cstate="print">
+                      <a:extLst>
+                        <a:ext uri="{28A0092B-C50C-407E-A947-70E740481C1C}">
+                          <a14:useLocalDpi xmlns:a14="http://schemas.microsoft.com/office/drawing/2010/main" val="0"/>
+                        </a:ext>
+                      </a:extLst>
+                    </a:blip>
+                    <a:stretch>
+                      <a:fillRect/>
+                    </a:stretch>
+                  </pic:blipFill>
+                  <pic:spPr>
+                    <a:xfrm>
+                      <a:off x="0" y="0"/>
+                      <a:ext cx="2303096" cy="3234562"/>
+                    </a:xfrm>
+                    <a:prstGeom prst="rect">
+                      <a:avLst/>
+                    </a:prstGeom>
+                  </pic:spPr>
+                </pic:pic>
+              </a:graphicData>
+            </a:graphic>
+          </wp:inline>
+        </w:drawing>
+      </w:r>
+    </w:p>
+    <w:p>
+      <w:pPr>
+        <w:shd w:val="clear" w:color="auto" w:fill="FFFFFF"/>
+        <w:suppressAutoHyphens w:val="0"/>
+        <w:spacing w:line="240" w:lineRule="auto"/>
+        <w:ind w:left="720" w:firstLine="0"/>
+        <w:jc w:val="left"/>
+        <w:rPr>
+          <w:rFonts w:eastAsia="Times New Roman"/>
+          <w:color w:val="0F1115"/>
+          <w:lang w:eastAsia="ru-RU"/>
+        </w:rPr>
+      </w:pPr>
+      <w:r>
+        <w:rPr>
+          <w:rFonts w:eastAsia="Times New Roman"/>
+          <w:b/>
+          <w:bCs/>
+          <w:color w:val="0F1115"/>
+          <w:lang w:eastAsia="ru-RU"/>
+        </w:rPr>
+        <w:lastRenderedPageBreak/>
+        <w:t>Сильное повышение резкости</w:t>
+      </w:r>
+      <w:r>
+        <w:rPr>
+          <w:rFonts w:eastAsia="Times New Roman"/>
+          <w:color w:val="0F1115"/>
+          <w:lang w:eastAsia="ru-RU"/>
+        </w:rPr>
+        <w:t> - агрессивная матрица 3×3</w:t>
+      </w:r>
+    </w:p>
+    <w:p>
+      <w:pPr>
+        <w:shd w:val="clear" w:color="auto" w:fill="FFFFFF"/>
+        <w:suppressAutoHyphens w:val="0"/>
+        <w:spacing w:line="240" w:lineRule="auto"/>
+        <w:ind w:left="720" w:firstLine="0"/>
+        <w:jc w:val="left"/>
+        <w:rPr>
+          <w:rFonts w:eastAsia="Times New Roman"/>
+          <w:color w:val="0F1115"/>
+          <w:lang w:eastAsia="ru-RU"/>
+        </w:rPr>
+      </w:pPr>
+      <w:r>
+        <w:rPr>
+          <w:rFonts w:eastAsia="Times New Roman"/>
+          <w:noProof/>
+          <w:color w:val="0F1115"/>
+          <w:lang w:eastAsia="ru-RU"/>
+        </w:rPr>
+        <w:drawing>
+          <wp:inline distT="0" distB="0" distL="0" distR="0" wp14:anchorId="53D631C4" wp14:editId="78BAA425">
+            <wp:extent cx="1897380" cy="2664758"/>
+            <wp:effectExtent l="0" t="0" r="7620" b="2540"/>
+            <wp:docPr id="5" name="Рисунок 5"/>
+            <wp:cNvGraphicFramePr>
+              <a:graphicFrameLocks xmlns:a="http://schemas.openxmlformats.org/drawingml/2006/main" noChangeAspect="1"/>
+            </wp:cNvGraphicFramePr>
+            <a:graphic xmlns:a="http://schemas.openxmlformats.org/drawingml/2006/main">
+              <a:graphicData uri="http://schemas.openxmlformats.org/drawingml/2006/picture">
+                <pic:pic xmlns:pic="http://schemas.openxmlformats.org/drawingml/2006/picture">
+                  <pic:nvPicPr>
+                    <pic:cNvPr id="5" name="Рисунок 5"/>
+                    <pic:cNvPicPr/>
+                  </pic:nvPicPr>
+                  <pic:blipFill>
+                    <a:blip r:embed="rId9" cstate="print">
+                      <a:extLst>
+                        <a:ext uri="{28A0092B-C50C-407E-A947-70E740481C1C}">
+                          <a14:useLocalDpi xmlns:a14="http://schemas.microsoft.com/office/drawing/2010/main" val="0"/>
+                        </a:ext>
+                      </a:extLst>
+                    </a:blip>
+                    <a:stretch>
+                      <a:fillRect/>
+                    </a:stretch>
+                  </pic:blipFill>
+                  <pic:spPr>
+                    <a:xfrm>
+                      <a:off x="0" y="0"/>
+                      <a:ext cx="1912652" cy="2686206"/>
+                    </a:xfrm>
+                    <a:prstGeom prst="rect">
+                      <a:avLst/>
+                    </a:prstGeom>
+                  </pic:spPr>
+                </pic:pic>
+              </a:graphicData>
+            </a:graphic>
+          </wp:inline>
+        </w:drawing>
+      </w:r>
+    </w:p>
+    <w:p>
+      <w:pPr>
+        <w:shd w:val="clear" w:color="auto" w:fill="FFFFFF"/>
+        <w:suppressAutoHyphens w:val="0"/>
+        <w:spacing w:line="240" w:lineRule="auto"/>
+        <w:ind w:left="720" w:firstLine="0"/>
+        <w:jc w:val="left"/>
+        <w:rPr>
+          <w:rFonts w:eastAsia="Times New Roman"/>
+          <w:color w:val="0F1115"/>
+          <w:lang w:eastAsia="ru-RU"/>
+        </w:rPr>
+      </w:pPr>
+    </w:p>
+    <w:p>
+      <w:pPr>
+        <w:shd w:val="clear" w:color="auto" w:fill="FFFFFF"/>
+        <w:suppressAutoHyphens w:val="0"/>
+        <w:spacing w:line="240" w:lineRule="auto"/>
+        <w:ind w:left="720" w:firstLine="0"/>
+        <w:jc w:val="left"/>
+        <w:rPr>
+          <w:rFonts w:eastAsia="Times New Roman"/>
+          <w:color w:val="0F1115"/>
+          <w:lang w:eastAsia="ru-RU"/>
+        </w:rPr>
+      </w:pPr>
+      <w:r>
+        <w:rPr>
+          <w:rFonts w:eastAsia="Times New Roman"/>
+          <w:b/>
+          <w:bCs/>
+          <w:color w:val="0F1115"/>
+          <w:lang w:eastAsia="ru-RU"/>
+        </w:rPr>
+        <w:t>Крестообразный фильтр</w:t>
+      </w:r>
+      <w:r>
+        <w:rPr>
+          <w:rFonts w:eastAsia="Times New Roman"/>
+          <w:color w:val="0F1115"/>
+          <w:lang w:eastAsia="ru-RU"/>
+        </w:rPr>
+        <w:t> - альтернативная матрица 3×3</w:t>
+      </w:r>
+    </w:p>
+    <w:p>
+      <w:pPr>
+        <w:shd w:val="clear" w:color="auto" w:fill="FFFFFF"/>
+        <w:suppressAutoHyphens w:val="0"/>
+        <w:spacing w:line="240" w:lineRule="auto"/>
+        <w:ind w:left="720" w:firstLine="0"/>
+        <w:jc w:val="left"/>
+        <w:rPr>
+          <w:rFonts w:eastAsia="Times New Roman"/>
+          <w:color w:val="0F1115"/>
+          <w:lang w:eastAsia="ru-RU"/>
+        </w:rPr>
+      </w:pPr>
+      <w:r>
+        <w:rPr>
+          <w:rFonts w:eastAsia="Times New Roman"/>
+          <w:noProof/>
+          <w:color w:val="0F1115"/>
+          <w:lang w:eastAsia="ru-RU"/>
+        </w:rPr>
+        <w:drawing>
+          <wp:inline distT="0" distB="0" distL="0" distR="0" wp14:anchorId="28155A77" wp14:editId="26FBFABC">
+            <wp:extent cx="1897380" cy="2664759"/>
+            <wp:effectExtent l="0" t="0" r="7620" b="2540"/>
+            <wp:docPr id="6" name="Рисунок 6"/>
+            <wp:cNvGraphicFramePr>
+              <a:graphicFrameLocks xmlns:a="http://schemas.openxmlformats.org/drawingml/2006/main" noChangeAspect="1"/>
+            </wp:cNvGraphicFramePr>
+            <a:graphic xmlns:a="http://schemas.openxmlformats.org/drawingml/2006/main">
+              <a:graphicData uri="http://schemas.openxmlformats.org/drawingml/2006/picture">
+                <pic:pic xmlns:pic="http://schemas.openxmlformats.org/drawingml/2006/picture">
+                  <pic:nvPicPr>
+                    <pic:cNvPr id="6" name="Рисунок 6"/>
+                    <pic:cNvPicPr/>
+                  </pic:nvPicPr>
+                  <pic:blipFill>
+                    <a:blip r:embed="rId10" cstate="print">
+                      <a:extLst>
+                        <a:ext uri="{28A0092B-C50C-407E-A947-70E740481C1C}">
+                          <a14:useLocalDpi xmlns:a14="http://schemas.microsoft.com/office/drawing/2010/main" val="0"/>
+                        </a:ext>
+                      </a:extLst>
+                    </a:blip>
+                    <a:stretch>
+                      <a:fillRect/>
+                    </a:stretch>
+                  </pic:blipFill>
+                  <pic:spPr>
+                    <a:xfrm>
+                      <a:off x="0" y="0"/>
+                      <a:ext cx="1915735" cy="2690538"/>
+                    </a:xfrm>
+                    <a:prstGeom prst="rect">
+                      <a:avLst/>
+                    </a:prstGeom>
+                  </pic:spPr>
+                </pic:pic>
+              </a:graphicData>
+            </a:graphic>
+          </wp:inline>
+        </w:drawing>
+      </w:r>
+    </w:p>
+    <w:p>
+      <w:pPr>
+        <w:shd w:val="clear" w:color="auto" w:fill="FFFFFF"/>
+        <w:suppressAutoHyphens w:val="0"/>
+        <w:spacing w:line="240" w:lineRule="auto"/>
+        <w:ind w:left="720" w:firstLine="0"/>
+        <w:jc w:val="left"/>
+        <w:rPr>
+          <w:rFonts w:eastAsia="Times New Roman"/>
+          <w:color w:val="0F1115"/>
+          <w:lang w:eastAsia="ru-RU"/>
+        </w:rPr>
+      </w:pPr>
+    </w:p>
+    <w:p>
+      <w:pPr>
+        <w:shd w:val="clear" w:color="auto" w:fill="FFFFFF"/>
+        <w:suppressAutoHyphens w:val="0"/>
+        <w:spacing w:line="240" w:lineRule="auto"/>
+        <w:ind w:left="720" w:firstLine="0"/>
+        <w:jc w:val="left"/>
+        <w:rPr>
+          <w:rFonts w:eastAsia="Times New Roman"/>
+          <w:color w:val="0F1115"/>
+          <w:lang w:eastAsia="ru-RU"/>
+        </w:rPr>
+      </w:pPr>
+      <w:r>
+        <w:rPr>
+          <w:rFonts w:eastAsia="Times New Roman"/>
+          <w:b/>
+          <w:bCs/>
+          <w:color w:val="0F1115"/>
+          <w:lang w:eastAsia="ru-RU"/>
+        </w:rPr>
+        <w:t xml:space="preserve">Лапласиан </w:t>
+      </w:r>
+      <w:proofErr w:type="spellStart"/>
+      <w:r>
+        <w:rPr>
+          <w:rFonts w:eastAsia="Times New Roman"/>
+          <w:b/>
+          <w:bCs/>
+          <w:color w:val="0F1115"/>
+          <w:lang w:eastAsia="ru-RU"/>
+        </w:rPr>
+        <w:t>гауссиана</w:t>
+      </w:r>
+      <w:proofErr w:type="spellEnd"/>
+      <w:r>
+        <w:rPr>
+          <w:rFonts w:eastAsia="Times New Roman"/>
+          <w:b/>
+          <w:bCs/>
+          <w:color w:val="0F1115"/>
+          <w:lang w:eastAsia="ru-RU"/>
+        </w:rPr>
+        <w:t xml:space="preserve"> (</w:t>
+      </w:r>
+      <w:proofErr w:type="spellStart"/>
+      <w:r>
+        <w:rPr>
+          <w:rFonts w:eastAsia="Times New Roman"/>
+          <w:b/>
+          <w:bCs/>
+          <w:color w:val="0F1115"/>
+          <w:lang w:eastAsia="ru-RU"/>
+        </w:rPr>
+        <w:t>LoG</w:t>
+      </w:r>
+      <w:proofErr w:type="spellEnd"/>
+      <w:r>
+        <w:rPr>
+          <w:rFonts w:eastAsia="Times New Roman"/>
+          <w:b/>
+          <w:bCs/>
+          <w:color w:val="0F1115"/>
+          <w:lang w:eastAsia="ru-RU"/>
+        </w:rPr>
+        <w:t>)</w:t>
+      </w:r>
+      <w:r>
+        <w:rPr>
+          <w:rFonts w:eastAsia="Times New Roman"/>
+          <w:color w:val="0F1115"/>
+          <w:lang w:eastAsia="ru-RU"/>
+        </w:rPr>
+        <w:t> - расширенная матрица 5×5</w:t>
+      </w:r>
+    </w:p>
+    <w:p>
+      <w:pPr>
+        <w:shd w:val="clear" w:color="auto" w:fill="FFFFFF"/>
+        <w:suppressAutoHyphens w:val="0"/>
+        <w:spacing w:line="240" w:lineRule="auto"/>
+        <w:ind w:left="720" w:firstLine="0"/>
+        <w:jc w:val="left"/>
+        <w:rPr>
+          <w:rFonts w:eastAsia="Times New Roman"/>
+          <w:color w:val="0F1115"/>
+          <w:lang w:eastAsia="ru-RU"/>
+        </w:rPr>
+      </w:pPr>
+      <w:r>
+        <w:rPr>
+          <w:rFonts w:eastAsia="Times New Roman"/>
+          <w:noProof/>
+          <w:color w:val="0F1115"/>
+          <w:lang w:eastAsia="ru-RU"/>
+        </w:rPr>
+        <w:drawing>
+          <wp:inline distT="0" distB="0" distL="0" distR="0" wp14:anchorId="423EF5C3" wp14:editId="541A51D4">
+            <wp:extent cx="1889760" cy="2654056"/>
+            <wp:effectExtent l="0" t="0" r="0" b="0"/>
+            <wp:docPr id="3" name="Рисунок 3"/>
+            <wp:cNvGraphicFramePr>
+              <a:graphicFrameLocks xmlns:a="http://schemas.openxmlformats.org/drawingml/2006/main" noChangeAspect="1"/>
+            </wp:cNvGraphicFramePr>
+            <a:graphic xmlns:a="http://schemas.openxmlformats.org/drawingml/2006/main">
+              <a:graphicData uri="http://schemas.openxmlformats.org/drawingml/2006/picture">
+                <pic:pic xmlns:pic="http://schemas.openxmlformats.org/drawingml/2006/picture">
+                  <pic:nvPicPr>
+                    <pic:cNvPr id="3" name="Рисунок 3"/>
+                    <pic:cNvPicPr/>
+                  </pic:nvPicPr>
+                  <pic:blipFill>
+                    <a:blip r:embed="rId11" cstate="print">
+                      <a:extLst>
+                        <a:ext uri="{28A0092B-C50C-407E-A947-70E740481C1C}">
+                          <a14:useLocalDpi xmlns:a14="http://schemas.microsoft.com/office/drawing/2010/main" val="0"/>
+                        </a:ext>
+                      </a:extLst>
+                    </a:blip>
+                    <a:stretch>
+                      <a:fillRect/>
+                    </a:stretch>
+                  </pic:blipFill>
+                  <pic:spPr>
+                    <a:xfrm>
+                      <a:off x="0" y="0"/>
+                      <a:ext cx="1903032" cy="2672696"/>
+                    </a:xfrm>
+                    <a:prstGeom prst="rect">
+                      <a:avLst/>
+                    </a:prstGeom>
+                  </pic:spPr>
+                </pic:pic>
+              </a:graphicData>
+            </a:graphic>
+          </wp:inline>
+        </w:drawing>
+      </w:r>
+    </w:p>
+    <w:p>
+      <w:pPr>
         <w:shd w:val="clear" w:color="auto" w:fill="FFFFFF"/>
         <w:suppressAutoHyphens w:val="0"/>
         <w:spacing w:line="450" w:lineRule="atLeast"/>
@@ -1819,6 +2737,7 @@
           <w:color w:val="0F1115"/>
           <w:lang w:eastAsia="ru-RU"/>
         </w:rPr>
+        <w:lastRenderedPageBreak/>
         <w:t>Ключевые особенности реализации</w:t>
       </w:r>
     </w:p>
@@ -2205,9 +3124,9 @@
       </w:pPr>
     </w:p>
     <w:sectPr>
-      <w:footerReference w:type="even" r:id="rId5"/>
-      <w:footerReference w:type="default" r:id="rId6"/>
-      <w:footerReference w:type="first" r:id="rId7"/>
+      <w:footerReference w:type="even" r:id="rId12"/>
+      <w:footerReference w:type="default" r:id="rId13"/>
+      <w:footerReference w:type="first" r:id="rId14"/>
       <w:pgSz w:w="11906" w:h="16838"/>
       <w:pgMar w:top="1134" w:right="567" w:bottom="1134" w:left="1701" w:header="0" w:footer="709" w:gutter="0"/>
       <w:cols w:space="720"/>
@@ -2217,6 +3136,31 @@
     </w:sectPr>
   </w:body>
 </w:document>
+</file>
+
+<file path=word/endnotes.xml><?xml version="1.0" encoding="utf-8"?>
+<w:endnotes xmlns:wpc="http://schemas.microsoft.com/office/word/2010/wordprocessingCanvas" xmlns:cx="http://schemas.microsoft.com/office/drawing/2014/chartex" xmlns:cx1="http://schemas.microsoft.com/office/drawing/2015/9/8/chartex" xmlns:cx2="http://schemas.microsoft.com/office/drawing/2015/10/21/chartex" xmlns:cx3="http://schemas.microsoft.com/office/drawing/2016/5/9/chartex" xmlns:cx4="http://schemas.microsoft.com/office/drawing/2016/5/10/chartex" xmlns:cx5="http://schemas.microsoft.com/office/drawing/2016/5/11/chartex" xmlns:cx6="http://schemas.microsoft.com/office/drawing/2016/5/12/chartex" xmlns:cx7="http://schemas.microsoft.com/office/drawing/2016/5/13/chartex" xmlns:cx8="http://schemas.microsoft.com/office/drawing/2016/5/14/chartex" xmlns:mc="http://schemas.openxmlformats.org/markup-compatibility/2006" xmlns:aink="http://schemas.microsoft.com/office/drawing/2016/ink" xmlns:am3d="http://schemas.microsoft.com/office/drawing/2017/model3d" xmlns:o="urn:schemas-microsoft-com:office:office" xmlns:r="http://schemas.openxmlformats.org/officeDocument/2006/relationships" xmlns:m="http://schemas.openxmlformats.org/officeDocument/2006/math" xmlns:v="urn:schemas-microsoft-com:vml" xmlns:wp14="http://schemas.microsoft.com/office/word/2010/wordprocessingDrawing" xmlns:wp="http://schemas.openxmlformats.org/drawingml/2006/wordprocessingDrawing" xmlns:w10="urn:schemas-microsoft-com:office:word" xmlns:w="http://schemas.openxmlformats.org/wordprocessingml/2006/main" xmlns:w14="http://schemas.microsoft.com/office/word/2010/wordml" xmlns:w15="http://schemas.microsoft.com/office/word/2012/wordml" xmlns:w16cex="http://schemas.microsoft.com/office/word/2018/wordml/cex" xmlns:w16cid="http://schemas.microsoft.com/office/word/2016/wordml/cid" xmlns:w16="http://schemas.microsoft.com/office/word/2018/wordml" xmlns:w16sdtdh="http://schemas.microsoft.com/office/word/2020/wordml/sdtdatahash" xmlns:w16se="http://schemas.microsoft.com/office/word/2015/wordml/symex" xmlns:wpg="http://schemas.microsoft.com/office/word/2010/wordprocessingGroup" xmlns:wpi="http://schemas.microsoft.com/office/word/2010/wordprocessingInk" xmlns:wne="http://schemas.microsoft.com/office/word/2006/wordml" xmlns:wps="http://schemas.microsoft.com/office/word/2010/wordprocessingShape" mc:Ignorable="w14 w15 w16se w16cid w16 w16cex w16sdtdh wp14">
+  <w:endnote w:type="separator" w:id="-1">
+    <w:p>
+      <w:pPr>
+        <w:spacing w:line="240" w:lineRule="auto"/>
+      </w:pPr>
+      <w:r>
+        <w:separator/>
+      </w:r>
+    </w:p>
+  </w:endnote>
+  <w:endnote w:type="continuationSeparator" w:id="0">
+    <w:p>
+      <w:pPr>
+        <w:spacing w:line="240" w:lineRule="auto"/>
+      </w:pPr>
+      <w:r>
+        <w:continuationSeparator/>
+      </w:r>
+    </w:p>
+  </w:endnote>
+</w:endnotes>
 </file>
 
 <file path=word/footer1.xml><?xml version="1.0" encoding="utf-8"?>
@@ -2282,6 +3226,31 @@
 </w:ftr>
 </file>
 
+<file path=word/footnotes.xml><?xml version="1.0" encoding="utf-8"?>
+<w:footnotes xmlns:wpc="http://schemas.microsoft.com/office/word/2010/wordprocessingCanvas" xmlns:cx="http://schemas.microsoft.com/office/drawing/2014/chartex" xmlns:cx1="http://schemas.microsoft.com/office/drawing/2015/9/8/chartex" xmlns:cx2="http://schemas.microsoft.com/office/drawing/2015/10/21/chartex" xmlns:cx3="http://schemas.microsoft.com/office/drawing/2016/5/9/chartex" xmlns:cx4="http://schemas.microsoft.com/office/drawing/2016/5/10/chartex" xmlns:cx5="http://schemas.microsoft.com/office/drawing/2016/5/11/chartex" xmlns:cx6="http://schemas.microsoft.com/office/drawing/2016/5/12/chartex" xmlns:cx7="http://schemas.microsoft.com/office/drawing/2016/5/13/chartex" xmlns:cx8="http://schemas.microsoft.com/office/drawing/2016/5/14/chartex" xmlns:mc="http://schemas.openxmlformats.org/markup-compatibility/2006" xmlns:aink="http://schemas.microsoft.com/office/drawing/2016/ink" xmlns:am3d="http://schemas.microsoft.com/office/drawing/2017/model3d" xmlns:o="urn:schemas-microsoft-com:office:office" xmlns:r="http://schemas.openxmlformats.org/officeDocument/2006/relationships" xmlns:m="http://schemas.openxmlformats.org/officeDocument/2006/math" xmlns:v="urn:schemas-microsoft-com:vml" xmlns:wp14="http://schemas.microsoft.com/office/word/2010/wordprocessingDrawing" xmlns:wp="http://schemas.openxmlformats.org/drawingml/2006/wordprocessingDrawing" xmlns:w10="urn:schemas-microsoft-com:office:word" xmlns:w="http://schemas.openxmlformats.org/wordprocessingml/2006/main" xmlns:w14="http://schemas.microsoft.com/office/word/2010/wordml" xmlns:w15="http://schemas.microsoft.com/office/word/2012/wordml" xmlns:w16cex="http://schemas.microsoft.com/office/word/2018/wordml/cex" xmlns:w16cid="http://schemas.microsoft.com/office/word/2016/wordml/cid" xmlns:w16="http://schemas.microsoft.com/office/word/2018/wordml" xmlns:w16sdtdh="http://schemas.microsoft.com/office/word/2020/wordml/sdtdatahash" xmlns:w16se="http://schemas.microsoft.com/office/word/2015/wordml/symex" xmlns:wpg="http://schemas.microsoft.com/office/word/2010/wordprocessingGroup" xmlns:wpi="http://schemas.microsoft.com/office/word/2010/wordprocessingInk" xmlns:wne="http://schemas.microsoft.com/office/word/2006/wordml" xmlns:wps="http://schemas.microsoft.com/office/word/2010/wordprocessingShape" mc:Ignorable="w14 w15 w16se w16cid w16 w16cex w16sdtdh wp14">
+  <w:footnote w:type="separator" w:id="-1">
+    <w:p>
+      <w:pPr>
+        <w:spacing w:line="240" w:lineRule="auto"/>
+      </w:pPr>
+      <w:r>
+        <w:separator/>
+      </w:r>
+    </w:p>
+  </w:footnote>
+  <w:footnote w:type="continuationSeparator" w:id="0">
+    <w:p>
+      <w:pPr>
+        <w:spacing w:line="240" w:lineRule="auto"/>
+      </w:pPr>
+      <w:r>
+        <w:continuationSeparator/>
+      </w:r>
+    </w:p>
+  </w:footnote>
+</w:footnotes>
+</file>
+
 <file path=word/numbering.xml><?xml version="1.0" encoding="utf-8"?>
 <w:numbering xmlns:wpc="http://schemas.microsoft.com/office/word/2010/wordprocessingCanvas" xmlns:cx="http://schemas.microsoft.com/office/drawing/2014/chartex" xmlns:cx1="http://schemas.microsoft.com/office/drawing/2015/9/8/chartex" xmlns:cx2="http://schemas.microsoft.com/office/drawing/2015/10/21/chartex" xmlns:cx3="http://schemas.microsoft.com/office/drawing/2016/5/9/chartex" xmlns:cx4="http://schemas.microsoft.com/office/drawing/2016/5/10/chartex" xmlns:cx5="http://schemas.microsoft.com/office/drawing/2016/5/11/chartex" xmlns:cx6="http://schemas.microsoft.com/office/drawing/2016/5/12/chartex" xmlns:cx7="http://schemas.microsoft.com/office/drawing/2016/5/13/chartex" xmlns:cx8="http://schemas.microsoft.com/office/drawing/2016/5/14/chartex" xmlns:mc="http://schemas.openxmlformats.org/markup-compatibility/2006" xmlns:aink="http://schemas.microsoft.com/office/drawing/2016/ink" xmlns:am3d="http://schemas.microsoft.com/office/drawing/2017/model3d" xmlns:o="urn:schemas-microsoft-com:office:office" xmlns:r="http://schemas.openxmlformats.org/officeDocument/2006/relationships" xmlns:m="http://schemas.openxmlformats.org/officeDocument/2006/math" xmlns:v="urn:schemas-microsoft-com:vml" xmlns:wp14="http://schemas.microsoft.com/office/word/2010/wordprocessingDrawing" xmlns:wp="http://schemas.openxmlformats.org/drawingml/2006/wordprocessingDrawing" xmlns:w10="urn:schemas-microsoft-com:office:word" xmlns:w="http://schemas.openxmlformats.org/wordprocessingml/2006/main" xmlns:w14="http://schemas.microsoft.com/office/word/2010/wordml" xmlns:w15="http://schemas.microsoft.com/office/word/2012/wordml" xmlns:w16cex="http://schemas.microsoft.com/office/word/2018/wordml/cex" xmlns:w16cid="http://schemas.microsoft.com/office/word/2016/wordml/cid" xmlns:w16="http://schemas.microsoft.com/office/word/2018/wordml" xmlns:w16sdtdh="http://schemas.microsoft.com/office/word/2020/wordml/sdtdatahash" xmlns:w16se="http://schemas.microsoft.com/office/word/2015/wordml/symex" xmlns:wpg="http://schemas.microsoft.com/office/word/2010/wordprocessingGroup" xmlns:wpi="http://schemas.microsoft.com/office/word/2010/wordprocessingInk" xmlns:wne="http://schemas.microsoft.com/office/word/2006/wordml" xmlns:wps="http://schemas.microsoft.com/office/word/2010/wordprocessingShape" mc:Ignorable="w14 w15 w16se w16cid w16 w16cex w16sdtdh wp14">
   <w:abstractNum w:abstractNumId="0" w15:restartNumberingAfterBreak="0">
@@ -4417,6 +5386,92 @@
     </w:lvl>
   </w:abstractNum>
   <w:abstractNum w:abstractNumId="16" w15:restartNumberingAfterBreak="0">
+    <w:nsid w:val="541C7D8B"/>
+    <w:multiLevelType w:val="multilevel"/>
+    <w:tmpl w:val="0419001F"/>
+    <w:lvl w:ilvl="0">
+      <w:start w:val="1"/>
+      <w:numFmt w:val="decimal"/>
+      <w:lvlText w:val="%1."/>
+      <w:lvlJc w:val="left"/>
+      <w:pPr>
+        <w:ind w:left="360" w:hanging="360"/>
+      </w:pPr>
+    </w:lvl>
+    <w:lvl w:ilvl="1">
+      <w:start w:val="1"/>
+      <w:numFmt w:val="decimal"/>
+      <w:lvlText w:val="%1.%2."/>
+      <w:lvlJc w:val="left"/>
+      <w:pPr>
+        <w:ind w:left="792" w:hanging="432"/>
+      </w:pPr>
+    </w:lvl>
+    <w:lvl w:ilvl="2">
+      <w:start w:val="1"/>
+      <w:numFmt w:val="decimal"/>
+      <w:lvlText w:val="%1.%2.%3."/>
+      <w:lvlJc w:val="left"/>
+      <w:pPr>
+        <w:ind w:left="1224" w:hanging="504"/>
+      </w:pPr>
+    </w:lvl>
+    <w:lvl w:ilvl="3">
+      <w:start w:val="1"/>
+      <w:numFmt w:val="decimal"/>
+      <w:lvlText w:val="%1.%2.%3.%4."/>
+      <w:lvlJc w:val="left"/>
+      <w:pPr>
+        <w:ind w:left="1728" w:hanging="648"/>
+      </w:pPr>
+    </w:lvl>
+    <w:lvl w:ilvl="4">
+      <w:start w:val="1"/>
+      <w:numFmt w:val="decimal"/>
+      <w:lvlText w:val="%1.%2.%3.%4.%5."/>
+      <w:lvlJc w:val="left"/>
+      <w:pPr>
+        <w:ind w:left="2232" w:hanging="792"/>
+      </w:pPr>
+    </w:lvl>
+    <w:lvl w:ilvl="5">
+      <w:start w:val="1"/>
+      <w:numFmt w:val="decimal"/>
+      <w:lvlText w:val="%1.%2.%3.%4.%5.%6."/>
+      <w:lvlJc w:val="left"/>
+      <w:pPr>
+        <w:ind w:left="2736" w:hanging="936"/>
+      </w:pPr>
+    </w:lvl>
+    <w:lvl w:ilvl="6">
+      <w:start w:val="1"/>
+      <w:numFmt w:val="decimal"/>
+      <w:lvlText w:val="%1.%2.%3.%4.%5.%6.%7."/>
+      <w:lvlJc w:val="left"/>
+      <w:pPr>
+        <w:ind w:left="3240" w:hanging="1080"/>
+      </w:pPr>
+    </w:lvl>
+    <w:lvl w:ilvl="7">
+      <w:start w:val="1"/>
+      <w:numFmt w:val="decimal"/>
+      <w:lvlText w:val="%1.%2.%3.%4.%5.%6.%7.%8."/>
+      <w:lvlJc w:val="left"/>
+      <w:pPr>
+        <w:ind w:left="3744" w:hanging="1224"/>
+      </w:pPr>
+    </w:lvl>
+    <w:lvl w:ilvl="8">
+      <w:start w:val="1"/>
+      <w:numFmt w:val="decimal"/>
+      <w:lvlText w:val="%1.%2.%3.%4.%5.%6.%7.%8.%9."/>
+      <w:lvlJc w:val="left"/>
+      <w:pPr>
+        <w:ind w:left="4320" w:hanging="1440"/>
+      </w:pPr>
+    </w:lvl>
+  </w:abstractNum>
+  <w:abstractNum w:abstractNumId="17" w15:restartNumberingAfterBreak="0">
     <w:nsid w:val="55834B32"/>
     <w:multiLevelType w:val="multilevel"/>
     <w:tmpl w:val="279C1808"/>
@@ -4565,7 +5620,7 @@
       </w:rPr>
     </w:lvl>
   </w:abstractNum>
-  <w:abstractNum w:abstractNumId="17" w15:restartNumberingAfterBreak="0">
+  <w:abstractNum w:abstractNumId="18" w15:restartNumberingAfterBreak="0">
     <w:nsid w:val="56763100"/>
     <w:multiLevelType w:val="multilevel"/>
     <w:tmpl w:val="0419001F"/>
@@ -4651,7 +5706,7 @@
       </w:pPr>
     </w:lvl>
   </w:abstractNum>
-  <w:abstractNum w:abstractNumId="18" w15:restartNumberingAfterBreak="0">
+  <w:abstractNum w:abstractNumId="19" w15:restartNumberingAfterBreak="0">
     <w:nsid w:val="57B62080"/>
     <w:multiLevelType w:val="multilevel"/>
     <w:tmpl w:val="1010A624"/>
@@ -4800,7 +5855,7 @@
       </w:rPr>
     </w:lvl>
   </w:abstractNum>
-  <w:abstractNum w:abstractNumId="19" w15:restartNumberingAfterBreak="0">
+  <w:abstractNum w:abstractNumId="20" w15:restartNumberingAfterBreak="0">
     <w:nsid w:val="63DA6877"/>
     <w:multiLevelType w:val="hybridMultilevel"/>
     <w:tmpl w:val="8670DB46"/>
@@ -4886,7 +5941,7 @@
       </w:pPr>
     </w:lvl>
   </w:abstractNum>
-  <w:abstractNum w:abstractNumId="20" w15:restartNumberingAfterBreak="0">
+  <w:abstractNum w:abstractNumId="21" w15:restartNumberingAfterBreak="0">
     <w:nsid w:val="652A37DC"/>
     <w:multiLevelType w:val="multilevel"/>
     <w:tmpl w:val="6EAC1B78"/>
@@ -5035,7 +6090,7 @@
       </w:rPr>
     </w:lvl>
   </w:abstractNum>
-  <w:abstractNum w:abstractNumId="21" w15:restartNumberingAfterBreak="0">
+  <w:abstractNum w:abstractNumId="22" w15:restartNumberingAfterBreak="0">
     <w:nsid w:val="68AD7E68"/>
     <w:multiLevelType w:val="multilevel"/>
     <w:tmpl w:val="81E4A3D0"/>
@@ -5184,7 +6239,7 @@
       </w:rPr>
     </w:lvl>
   </w:abstractNum>
-  <w:abstractNum w:abstractNumId="22" w15:restartNumberingAfterBreak="0">
+  <w:abstractNum w:abstractNumId="23" w15:restartNumberingAfterBreak="0">
     <w:nsid w:val="76346F80"/>
     <w:multiLevelType w:val="multilevel"/>
     <w:tmpl w:val="A92ED786"/>
@@ -5273,7 +6328,7 @@
       </w:pPr>
     </w:lvl>
   </w:abstractNum>
-  <w:abstractNum w:abstractNumId="23" w15:restartNumberingAfterBreak="0">
+  <w:abstractNum w:abstractNumId="24" w15:restartNumberingAfterBreak="0">
     <w:nsid w:val="79910FBD"/>
     <w:multiLevelType w:val="multilevel"/>
     <w:tmpl w:val="E376DD78"/>
@@ -5422,7 +6477,7 @@
       </w:rPr>
     </w:lvl>
   </w:abstractNum>
-  <w:abstractNum w:abstractNumId="24" w15:restartNumberingAfterBreak="0">
+  <w:abstractNum w:abstractNumId="25" w15:restartNumberingAfterBreak="0">
     <w:nsid w:val="7E3751AE"/>
     <w:multiLevelType w:val="multilevel"/>
     <w:tmpl w:val="0419001F"/>
@@ -5512,13 +6567,13 @@
     <w:abstractNumId w:val="7"/>
   </w:num>
   <w:num w:numId="2">
-    <w:abstractNumId w:val="21"/>
+    <w:abstractNumId w:val="22"/>
   </w:num>
   <w:num w:numId="3">
     <w:abstractNumId w:val="0"/>
   </w:num>
   <w:num w:numId="4">
-    <w:abstractNumId w:val="18"/>
+    <w:abstractNumId w:val="19"/>
   </w:num>
   <w:num w:numId="5">
     <w:abstractNumId w:val="13"/>
@@ -5539,10 +6594,10 @@
     <w:abstractNumId w:val="11"/>
   </w:num>
   <w:num w:numId="11">
-    <w:abstractNumId w:val="23"/>
+    <w:abstractNumId w:val="24"/>
   </w:num>
   <w:num w:numId="12">
-    <w:abstractNumId w:val="20"/>
+    <w:abstractNumId w:val="21"/>
   </w:num>
   <w:num w:numId="13">
     <w:abstractNumId w:val="1"/>
@@ -5551,7 +6606,7 @@
     <w:abstractNumId w:val="3"/>
   </w:num>
   <w:num w:numId="15">
-    <w:abstractNumId w:val="16"/>
+    <w:abstractNumId w:val="17"/>
   </w:num>
   <w:num w:numId="16">
     <w:abstractNumId w:val="9"/>
@@ -5563,16 +6618,16 @@
     <w:abstractNumId w:val="15"/>
   </w:num>
   <w:num w:numId="19">
-    <w:abstractNumId w:val="19"/>
+    <w:abstractNumId w:val="20"/>
   </w:num>
   <w:num w:numId="20">
-    <w:abstractNumId w:val="24"/>
+    <w:abstractNumId w:val="25"/>
   </w:num>
   <w:num w:numId="21">
     <w:abstractNumId w:val="6"/>
   </w:num>
   <w:num w:numId="22">
-    <w:abstractNumId w:val="17"/>
+    <w:abstractNumId w:val="18"/>
   </w:num>
   <w:num w:numId="23">
     <w:abstractNumId w:val="12"/>
@@ -5581,7 +6636,397 @@
     <w:abstractNumId w:val="10"/>
   </w:num>
   <w:num w:numId="25">
-    <w:abstractNumId w:val="22"/>
+    <w:abstractNumId w:val="23"/>
+  </w:num>
+  <w:num w:numId="26">
+    <w:abstractNumId w:val="10"/>
+    <w:lvlOverride w:ilvl="0">
+      <w:lvl w:ilvl="0">
+        <w:start w:val="1"/>
+        <w:numFmt w:val="decimal"/>
+        <w:lvlText w:val="%1."/>
+        <w:lvlJc w:val="left"/>
+        <w:pPr>
+          <w:ind w:left="360" w:hanging="360"/>
+        </w:pPr>
+        <w:rPr>
+          <w:rFonts w:hint="default"/>
+        </w:rPr>
+      </w:lvl>
+    </w:lvlOverride>
+    <w:lvlOverride w:ilvl="1">
+      <w:lvl w:ilvl="1">
+        <w:start w:val="1"/>
+        <w:numFmt w:val="decimal"/>
+        <w:lvlText w:val="%1.%2."/>
+        <w:lvlJc w:val="left"/>
+        <w:pPr>
+          <w:ind w:left="792" w:hanging="432"/>
+        </w:pPr>
+        <w:rPr>
+          <w:rFonts w:hint="default"/>
+        </w:rPr>
+      </w:lvl>
+    </w:lvlOverride>
+    <w:lvlOverride w:ilvl="2">
+      <w:lvl w:ilvl="2">
+        <w:start w:val="1"/>
+        <w:numFmt w:val="decimal"/>
+        <w:lvlText w:val="%1.%2.%3."/>
+        <w:lvlJc w:val="left"/>
+        <w:pPr>
+          <w:ind w:left="1224" w:hanging="504"/>
+        </w:pPr>
+        <w:rPr>
+          <w:rFonts w:hint="default"/>
+        </w:rPr>
+      </w:lvl>
+    </w:lvlOverride>
+    <w:lvlOverride w:ilvl="3">
+      <w:lvl w:ilvl="3">
+        <w:start w:val="1"/>
+        <w:numFmt w:val="decimal"/>
+        <w:lvlText w:val="%1.%2.%3.%4."/>
+        <w:lvlJc w:val="left"/>
+        <w:pPr>
+          <w:ind w:left="1728" w:hanging="648"/>
+        </w:pPr>
+        <w:rPr>
+          <w:rFonts w:hint="default"/>
+        </w:rPr>
+      </w:lvl>
+    </w:lvlOverride>
+    <w:lvlOverride w:ilvl="4">
+      <w:lvl w:ilvl="4">
+        <w:start w:val="1"/>
+        <w:numFmt w:val="decimal"/>
+        <w:lvlText w:val="%1.%2.%3.%4.%5."/>
+        <w:lvlJc w:val="left"/>
+        <w:pPr>
+          <w:ind w:left="2232" w:hanging="792"/>
+        </w:pPr>
+        <w:rPr>
+          <w:rFonts w:hint="default"/>
+        </w:rPr>
+      </w:lvl>
+    </w:lvlOverride>
+    <w:lvlOverride w:ilvl="5">
+      <w:lvl w:ilvl="5">
+        <w:start w:val="1"/>
+        <w:numFmt w:val="decimal"/>
+        <w:lvlText w:val="%1.%2.%3.%4.%5.%6."/>
+        <w:lvlJc w:val="left"/>
+        <w:pPr>
+          <w:ind w:left="2736" w:hanging="936"/>
+        </w:pPr>
+        <w:rPr>
+          <w:rFonts w:hint="default"/>
+        </w:rPr>
+      </w:lvl>
+    </w:lvlOverride>
+    <w:lvlOverride w:ilvl="6">
+      <w:lvl w:ilvl="6">
+        <w:start w:val="1"/>
+        <w:numFmt w:val="decimal"/>
+        <w:lvlText w:val="%1.%2.%3.%4.%5.%6.%7."/>
+        <w:lvlJc w:val="left"/>
+        <w:pPr>
+          <w:ind w:left="3240" w:hanging="1080"/>
+        </w:pPr>
+        <w:rPr>
+          <w:rFonts w:hint="default"/>
+        </w:rPr>
+      </w:lvl>
+    </w:lvlOverride>
+    <w:lvlOverride w:ilvl="7">
+      <w:lvl w:ilvl="7">
+        <w:start w:val="1"/>
+        <w:numFmt w:val="decimal"/>
+        <w:lvlText w:val="%1.%2.%3.%4.%5.%6.%7.%8."/>
+        <w:lvlJc w:val="left"/>
+        <w:pPr>
+          <w:ind w:left="3744" w:hanging="1224"/>
+        </w:pPr>
+        <w:rPr>
+          <w:rFonts w:hint="default"/>
+        </w:rPr>
+      </w:lvl>
+    </w:lvlOverride>
+    <w:lvlOverride w:ilvl="8">
+      <w:lvl w:ilvl="8">
+        <w:start w:val="1"/>
+        <w:numFmt w:val="decimal"/>
+        <w:lvlText w:val="%1.%2.%3.%4.%5.%6.%7.%8.%9."/>
+        <w:lvlJc w:val="left"/>
+        <w:pPr>
+          <w:ind w:left="4320" w:hanging="1440"/>
+        </w:pPr>
+        <w:rPr>
+          <w:rFonts w:hint="default"/>
+        </w:rPr>
+      </w:lvl>
+    </w:lvlOverride>
+  </w:num>
+  <w:num w:numId="27">
+    <w:abstractNumId w:val="10"/>
+    <w:lvlOverride w:ilvl="0">
+      <w:lvl w:ilvl="0">
+        <w:start w:val="1"/>
+        <w:numFmt w:val="decimal"/>
+        <w:lvlText w:val="%1."/>
+        <w:lvlJc w:val="left"/>
+        <w:pPr>
+          <w:ind w:left="360" w:hanging="360"/>
+        </w:pPr>
+        <w:rPr>
+          <w:rFonts w:hint="default"/>
+        </w:rPr>
+      </w:lvl>
+    </w:lvlOverride>
+    <w:lvlOverride w:ilvl="1">
+      <w:lvl w:ilvl="1">
+        <w:start w:val="1"/>
+        <w:numFmt w:val="decimal"/>
+        <w:lvlText w:val="%1.%2."/>
+        <w:lvlJc w:val="left"/>
+        <w:pPr>
+          <w:ind w:left="792" w:hanging="432"/>
+        </w:pPr>
+        <w:rPr>
+          <w:rFonts w:hint="default"/>
+        </w:rPr>
+      </w:lvl>
+    </w:lvlOverride>
+    <w:lvlOverride w:ilvl="2">
+      <w:lvl w:ilvl="2">
+        <w:start w:val="1"/>
+        <w:numFmt w:val="decimal"/>
+        <w:lvlText w:val="%1.%2.%3."/>
+        <w:lvlJc w:val="left"/>
+        <w:pPr>
+          <w:ind w:left="1224" w:hanging="504"/>
+        </w:pPr>
+        <w:rPr>
+          <w:rFonts w:hint="default"/>
+        </w:rPr>
+      </w:lvl>
+    </w:lvlOverride>
+    <w:lvlOverride w:ilvl="3">
+      <w:lvl w:ilvl="3">
+        <w:start w:val="1"/>
+        <w:numFmt w:val="decimal"/>
+        <w:lvlText w:val="%1.%2.%3.%4."/>
+        <w:lvlJc w:val="left"/>
+        <w:pPr>
+          <w:ind w:left="1728" w:hanging="648"/>
+        </w:pPr>
+        <w:rPr>
+          <w:rFonts w:hint="default"/>
+        </w:rPr>
+      </w:lvl>
+    </w:lvlOverride>
+    <w:lvlOverride w:ilvl="4">
+      <w:lvl w:ilvl="4">
+        <w:start w:val="1"/>
+        <w:numFmt w:val="decimal"/>
+        <w:lvlText w:val="%1.%2.%3.%4.%5."/>
+        <w:lvlJc w:val="left"/>
+        <w:pPr>
+          <w:ind w:left="2232" w:hanging="792"/>
+        </w:pPr>
+        <w:rPr>
+          <w:rFonts w:hint="default"/>
+        </w:rPr>
+      </w:lvl>
+    </w:lvlOverride>
+    <w:lvlOverride w:ilvl="5">
+      <w:lvl w:ilvl="5">
+        <w:start w:val="1"/>
+        <w:numFmt w:val="decimal"/>
+        <w:lvlText w:val="%1.%2.%3.%4.%5.%6."/>
+        <w:lvlJc w:val="left"/>
+        <w:pPr>
+          <w:ind w:left="2736" w:hanging="936"/>
+        </w:pPr>
+        <w:rPr>
+          <w:rFonts w:hint="default"/>
+        </w:rPr>
+      </w:lvl>
+    </w:lvlOverride>
+    <w:lvlOverride w:ilvl="6">
+      <w:lvl w:ilvl="6">
+        <w:start w:val="1"/>
+        <w:numFmt w:val="decimal"/>
+        <w:lvlText w:val="%1.%2.%3.%4.%5.%6.%7."/>
+        <w:lvlJc w:val="left"/>
+        <w:pPr>
+          <w:ind w:left="3240" w:hanging="1080"/>
+        </w:pPr>
+        <w:rPr>
+          <w:rFonts w:hint="default"/>
+        </w:rPr>
+      </w:lvl>
+    </w:lvlOverride>
+    <w:lvlOverride w:ilvl="7">
+      <w:lvl w:ilvl="7">
+        <w:start w:val="1"/>
+        <w:numFmt w:val="decimal"/>
+        <w:lvlText w:val="%1.%2.%3.%4.%5.%6.%7.%8."/>
+        <w:lvlJc w:val="left"/>
+        <w:pPr>
+          <w:ind w:left="3744" w:hanging="1224"/>
+        </w:pPr>
+        <w:rPr>
+          <w:rFonts w:hint="default"/>
+        </w:rPr>
+      </w:lvl>
+    </w:lvlOverride>
+    <w:lvlOverride w:ilvl="8">
+      <w:lvl w:ilvl="8">
+        <w:start w:val="1"/>
+        <w:numFmt w:val="decimal"/>
+        <w:lvlText w:val="%1.%2.%3.%4.%5.%6.%7.%8.%9."/>
+        <w:lvlJc w:val="left"/>
+        <w:pPr>
+          <w:ind w:left="4320" w:hanging="1440"/>
+        </w:pPr>
+        <w:rPr>
+          <w:rFonts w:hint="default"/>
+        </w:rPr>
+      </w:lvl>
+    </w:lvlOverride>
+  </w:num>
+  <w:num w:numId="28">
+    <w:abstractNumId w:val="16"/>
+  </w:num>
+  <w:num w:numId="29">
+    <w:abstractNumId w:val="10"/>
+    <w:lvlOverride w:ilvl="0">
+      <w:lvl w:ilvl="0">
+        <w:start w:val="1"/>
+        <w:numFmt w:val="none"/>
+        <w:lvlText w:val="1"/>
+        <w:lvlJc w:val="left"/>
+        <w:pPr>
+          <w:ind w:left="360" w:hanging="360"/>
+        </w:pPr>
+        <w:rPr>
+          <w:rFonts w:hint="default"/>
+        </w:rPr>
+      </w:lvl>
+    </w:lvlOverride>
+    <w:lvlOverride w:ilvl="1">
+      <w:lvl w:ilvl="1">
+        <w:start w:val="1"/>
+        <w:numFmt w:val="decimal"/>
+        <w:lvlText w:val="%1.%2."/>
+        <w:lvlJc w:val="left"/>
+        <w:pPr>
+          <w:ind w:left="792" w:hanging="432"/>
+        </w:pPr>
+        <w:rPr>
+          <w:rFonts w:hint="default"/>
+        </w:rPr>
+      </w:lvl>
+    </w:lvlOverride>
+    <w:lvlOverride w:ilvl="2">
+      <w:lvl w:ilvl="2">
+        <w:start w:val="1"/>
+        <w:numFmt w:val="decimal"/>
+        <w:lvlText w:val="%1.%2.%3."/>
+        <w:lvlJc w:val="left"/>
+        <w:pPr>
+          <w:ind w:left="1224" w:hanging="504"/>
+        </w:pPr>
+        <w:rPr>
+          <w:rFonts w:hint="default"/>
+        </w:rPr>
+      </w:lvl>
+    </w:lvlOverride>
+    <w:lvlOverride w:ilvl="3">
+      <w:lvl w:ilvl="3">
+        <w:start w:val="1"/>
+        <w:numFmt w:val="decimal"/>
+        <w:lvlText w:val="%1.%2.%3.%4."/>
+        <w:lvlJc w:val="left"/>
+        <w:pPr>
+          <w:ind w:left="1728" w:hanging="648"/>
+        </w:pPr>
+        <w:rPr>
+          <w:rFonts w:hint="default"/>
+        </w:rPr>
+      </w:lvl>
+    </w:lvlOverride>
+    <w:lvlOverride w:ilvl="4">
+      <w:lvl w:ilvl="4">
+        <w:start w:val="1"/>
+        <w:numFmt w:val="decimal"/>
+        <w:lvlText w:val="%1.%2.%3.%4.%5."/>
+        <w:lvlJc w:val="left"/>
+        <w:pPr>
+          <w:ind w:left="2232" w:hanging="792"/>
+        </w:pPr>
+        <w:rPr>
+          <w:rFonts w:hint="default"/>
+        </w:rPr>
+      </w:lvl>
+    </w:lvlOverride>
+    <w:lvlOverride w:ilvl="5">
+      <w:lvl w:ilvl="5">
+        <w:start w:val="1"/>
+        <w:numFmt w:val="decimal"/>
+        <w:lvlText w:val="%1.%2.%3.%4.%5.%6."/>
+        <w:lvlJc w:val="left"/>
+        <w:pPr>
+          <w:ind w:left="2736" w:hanging="936"/>
+        </w:pPr>
+        <w:rPr>
+          <w:rFonts w:hint="default"/>
+        </w:rPr>
+      </w:lvl>
+    </w:lvlOverride>
+    <w:lvlOverride w:ilvl="6">
+      <w:lvl w:ilvl="6">
+        <w:start w:val="1"/>
+        <w:numFmt w:val="decimal"/>
+        <w:lvlText w:val="%1.%2.%3.%4.%5.%6.%7."/>
+        <w:lvlJc w:val="left"/>
+        <w:pPr>
+          <w:ind w:left="3240" w:hanging="1080"/>
+        </w:pPr>
+        <w:rPr>
+          <w:rFonts w:hint="default"/>
+        </w:rPr>
+      </w:lvl>
+    </w:lvlOverride>
+    <w:lvlOverride w:ilvl="7">
+      <w:lvl w:ilvl="7">
+        <w:start w:val="1"/>
+        <w:numFmt w:val="decimal"/>
+        <w:lvlText w:val="%1.%2.%3.%4.%5.%6.%7.%8."/>
+        <w:lvlJc w:val="left"/>
+        <w:pPr>
+          <w:ind w:left="3744" w:hanging="1224"/>
+        </w:pPr>
+        <w:rPr>
+          <w:rFonts w:hint="default"/>
+        </w:rPr>
+      </w:lvl>
+    </w:lvlOverride>
+    <w:lvlOverride w:ilvl="8">
+      <w:lvl w:ilvl="8">
+        <w:start w:val="1"/>
+        <w:numFmt w:val="decimal"/>
+        <w:lvlText w:val="%1.%2.%3.%4.%5.%6.%7.%8.%9."/>
+        <w:lvlJc w:val="left"/>
+        <w:pPr>
+          <w:ind w:left="4320" w:hanging="1440"/>
+        </w:pPr>
+        <w:rPr>
+          <w:rFonts w:hint="default"/>
+        </w:rPr>
+      </w:lvl>
+    </w:lvlOverride>
   </w:num>
 </w:numbering>
 </file>
@@ -5984,7 +7429,7 @@
   <w:style w:type="paragraph" w:default="1" w:styleId="a">
     <w:name w:val="Normal"/>
     <w:qFormat/>
-    <w:rsid w:val="004310B4"/>
+    <w:rsid w:val="005427C8"/>
     <w:pPr>
       <w:suppressAutoHyphens/>
       <w:spacing w:after="0" w:line="240" w:lineRule="atLeast"/>
